--- a/downloads/teacher/03 Course Design/01 Scope and Sequence.docx
+++ b/downloads/teacher/03 Course Design/01 Scope and Sequence.docx
@@ -17,28 +17,7 @@
         <w:pStyle w:val="FirstParagraph"/>
       </w:pPr>
       <w:r>
-        <w:t xml:space="preserve">Full year, daily, 40-minute periods, 180 instructional days. Draft of 2026-09-11, built on the working assumptions in</w:t>
-      </w:r>
-      <w:r>
-        <w:t xml:space="preserve"> </w:t>
-      </w:r>
-      <w:r>
-        <w:rPr>
-          <w:rStyle w:val="VerbatimChar"/>
-        </w:rPr>
-        <w:t xml:space="preserve">00 _admin/DECISIONS.md</w:t>
-      </w:r>
-      <w:r>
-        <w:t xml:space="preserve">.</w:t>
-      </w:r>
-      <w:r>
-        <w:t xml:space="preserve"> </w:t>
-      </w:r>
-      <w:r>
-        <w:rPr>
-          <w:rStyle w:val="TeacherNote"/>
-        </w:rPr>
-        <w:t xml:space="preserve">[Sal: the sequence and day counts are yours to change. Everything downstream is built so a unit can move or shrink without rewriting the others.]</w:t>
+        <w:t xml:space="preserve">Full year, daily, 40-minute periods, 180 instructional days. The sequence and day counts can change; everything downstream is built so a unit can move or shrink without rewriting the others.</w:t>
       </w:r>
     </w:p>
     <w:p>
@@ -795,7 +774,7 @@
         <w:pStyle w:val="Compact"/>
       </w:pPr>
       <w:r>
-        <w:t xml:space="preserve">Kitchen first. Sal’s own reflection: the first cooking lab is what won the class. Safety and sanitation come before any lab, so Unit 1 opens with the safety contract and reaches a first lab by day 9.</w:t>
+        <w:t xml:space="preserve">Kitchen first. My own reflection: the first cooking lab is what won the class. Safety and sanitation come before any lab, so Unit 1 opens with the safety contract and reaches a first lab by day 9.</w:t>
       </w:r>
     </w:p>
     <w:p>
@@ -807,7 +786,7 @@
         <w:pStyle w:val="Compact"/>
       </w:pPr>
       <w:r>
-        <w:t xml:space="preserve">Finance and careers second, before winter break. His strongest content and his own simulation, when the class already trusts him.</w:t>
+        <w:t xml:space="preserve">Finance and careers second, before winter break. My strongest content and my own simulation, when the class already trusts me.</w:t>
       </w:r>
     </w:p>
     <w:p>
@@ -819,7 +798,7 @@
         <w:pStyle w:val="Compact"/>
       </w:pPr>
       <w:r>
-        <w:t xml:space="preserve">Human development in the middle of the year, when peer dynamics in the room are visible and worth talking about.</w:t>
+        <w:t xml:space="preserve">Human development in the middle of the year, when peer relationships in the room are visible and worth talking about.</w:t>
       </w:r>
     </w:p>
     <w:p>
@@ -1873,15 +1852,6 @@
       <w:r>
         <w:t xml:space="preserve">The project is the ClassroomStreet Investor Report plus the personal budget from 2.9, revised after the simulation.</w:t>
       </w:r>
-      <w:r>
-        <w:t xml:space="preserve"> </w:t>
-      </w:r>
-      <w:r>
-        <w:rPr>
-          <w:rStyle w:val="TeacherNote"/>
-        </w:rPr>
-        <w:t xml:space="preserve">[Sal: if the ClassroomStreet budgeting mode exists, 2.9 through 2.11 run inside it.]</w:t>
-      </w:r>
     </w:p>
     <w:p>
       <w:pPr>
@@ -3268,7 +3238,7 @@
               <w:jc w:val="left"/>
             </w:pPr>
             <w:r>
-              <w:t xml:space="preserve">7.6 What a business is: problem, customer, product, price; 7.7 Big Idea Factory: a product or service from any FACS module; 7.8 Know your customer and price it (price, cost, margin); 7.9 The elevator pitch; 7.10 Build the pitch and prototype (two days); 7.11 Shark Tank Showdown (two days); 7.12 Year reflection and portfolio</w:t>
+              <w:t xml:space="preserve">7.6 What a business is: problem, customer, product, price; 7.7 Big Idea Factory: a product or service from any FACS module; 7.8 Know your customer and price it (price, cost, margin); 7.9 The elevator pitch; 7.10 Build the pitch and prototype (two days); 7.11 Shark Tank Showdown; 7.12 Year reflection and portfolio</w:t>
             </w:r>
           </w:p>
         </w:tc>
@@ -3304,7 +3274,7 @@
         <w:pStyle w:val="Compact"/>
       </w:pPr>
       <w:r>
-        <w:t xml:space="preserve">30 weeks daily (150 days): drop Unit 7 (fold the resume and STAR lessons into Unit 2 Topic 2.5, adding 3 days), cut Unit 1 to 26, Unit 2 to 26, Unit 3 to 22, Unit 4 to 21, Unit 5 to 24, Unit 6 to 21 by removing the marked flex lessons (listed in each unit plan). Total 5 + 26 + 26 + 22 + 21 + 24 + 21 + 5 (careers and STAR) = 150.</w:t>
+        <w:t xml:space="preserve">30 weeks daily (150 days): drop Unit 7 (fold the resume and STAR lessons into Unit 2 Topic 2.5, adding 5 days), cut Unit 1 to 26, Unit 2 to 26, Unit 3 to 22, Unit 4 to 21, Unit 5 to 24, Unit 6 to 21 by removing the marked flex lessons (listed in each unit plan). Total 5 + 26 + 26 + 22 + 21 + 24 + 21 + 5 (careers and STAR) = 150.</w:t>
       </w:r>
     </w:p>
     <w:p>
